--- a/submission/title_page.docx
+++ b/submission/title_page.docx
@@ -215,7 +215,7 @@
           <w:sz w:val="22"/>
           <w:szCs w:val="22"/>
         </w:rPr>
-        <w:t xml:space="preserve">The ASSISTments-2009 corrected dataset is publicly available at https://sites.google.com/site/assistmentsdata/. All preprocessing scripts, model implementations, and analysis code are released at [GitHub URL — author to add upon acceptance].</w:t>
+        <w:t>The ASSISTments-2009 corrected dataset is publicly available at https://sites.google.com/site/assistmentsdata/. All preprocessing scripts, model implementations, and analysis code are released at https://github.com/RifatIbnAlam/llm-kt-benchmark.</w:t>
       </w:r>
     </w:p>
     <w:p>
@@ -243,7 +243,7 @@
           <w:sz w:val="22"/>
           <w:szCs w:val="22"/>
         </w:rPr>
-        <w:t xml:space="preserve">All code (preprocessing, model implementations for BKT, DKT, SAKT, AKT, multi-provider LLM tracer, and statistical analysis) is released at [GitHub URL — author to add upon acceptance].</w:t>
+        <w:t>All code (preprocessing, model implementations for BKT, DKT, SAKT, AKT, multi-provider LLM tracer, and statistical analysis) is released at https://github.com/RifatIbnAlam/llm-kt-benchmark.</w:t>
       </w:r>
     </w:p>
     <w:p>

--- a/submission/title_page.docx
+++ b/submission/title_page.docx
@@ -271,7 +271,7 @@
           <w:sz w:val="22"/>
           <w:szCs w:val="22"/>
         </w:rPr>
-        <w:t xml:space="preserve">[To be added.]</w:t>
+        <w:t>None.</w:t>
       </w:r>
     </w:p>
     <w:p>

--- a/submission/title_page.docx
+++ b/submission/title_page.docx
@@ -81,6 +81,19 @@
     <w:p>
       <w:pPr>
         <w:pStyle w:val="Heading2"/>
+      </w:pPr>
+      <w:r>
+        <w:rPr>
+          <w:b/>
+          <w:sz w:val="24"/>
+        </w:rPr>
+        <w:t>Statements and Declarations</w:t>
+      </w:r>
+      <w:r/>
+    </w:p>
+    <w:p>
+      <w:pPr>
+        <w:pStyle w:val="Heading2"/>
         <w:spacing w:after="120" w:before="240"/>
       </w:pPr>
       <w:r>
@@ -146,7 +159,7 @@
           <w:sz w:val="24"/>
           <w:szCs w:val="24"/>
         </w:rPr>
-        <w:t xml:space="preserve">Conflict of Interest</w:t>
+        <w:t>Competing Interests</w:t>
       </w:r>
     </w:p>
     <w:p>
@@ -159,7 +172,7 @@
           <w:sz w:val="22"/>
           <w:szCs w:val="22"/>
         </w:rPr>
-        <w:t xml:space="preserve">The author declares no competing financial or non-financial interests.</w:t>
+        <w:t>The author declares no competing financial or non-financial interests relevant to the content of this article.</w:t>
       </w:r>
     </w:p>
     <w:p>
@@ -188,6 +201,24 @@
           <w:szCs w:val="22"/>
         </w:rPr>
         <w:t xml:space="preserve">This study used the publicly available ASSISTments-2009 corrected dataset, which contains anonymized student interaction data and is freely distributed for research purposes. No human subjects research was conducted, and no ethics approval was required.</w:t>
+      </w:r>
+    </w:p>
+    <w:p>
+      <w:pPr>
+        <w:pStyle w:val="Heading2"/>
+      </w:pPr>
+      <w:r>
+        <w:rPr>
+          <w:b/>
+          <w:sz w:val="24"/>
+        </w:rPr>
+        <w:t>Consent</w:t>
+      </w:r>
+      <w:r/>
+    </w:p>
+    <w:p>
+      <w:r>
+        <w:t>This study analyzed a pre-existing, publicly available, de-identified dataset (ASSISTments-2009); no new data were collected from human participants, so consent to participate and consent to publish are not applicable.</w:t>
       </w:r>
     </w:p>
     <w:p>
